--- a/docs/Rewind - Project Overview.docx
+++ b/docs/Rewind - Project Overview.docx
@@ -13,7 +13,7 @@
     <w:p>
       <w:pPr/>
       <w:r>
-        <w:t xml:space="preserve">Oct 20, 2026</w:t>
+        <w:t xml:space="preserve">Oct 23, 2026</w:t>
       </w:r>
       <w:r>
         <w:t xml:space="preserve"> · </w:t>
@@ -2490,7 +2490,7 @@
     <w:p>
       <w:pPr/>
       <w:r>
-        <w:t xml:space="preserve">Labels are Code 128 on removable label sheets, printed from the Store Manager in numbered batches. A UPC names an edition, not a movie: a box set has one UPC for several movies, and each edition of a movie has its own UPC. So Rewind never checks out by UPC, but it saves each case's UPC for the phone catalog, in 12-digit form, because a 13-digit EAN that starts with 0 is the same product.</w:t>
+        <w:t xml:space="preserve">Labels are Code 128 on removable label sheets, printed from the Store Manager in numbered batches. A UPC names an edition, not a movie: a box set has one UPC for several movies, and each edition of a movie has its own UPC. So Rewind never checks out by UPC, but it saves each case's UPC for the phone catalog, as 12 or 13 digits: a 13-digit EAN that starts with 0 is the same product as a 12-digit UPC-A, so it's saved in that form.</w:t>
       </w:r>
     </w:p>
     <w:p>
@@ -4227,7 +4227,7 @@
           <w:p>
             <w:pPr/>
             <w:r>
-              <w:t xml:space="preserve">Change and count-back; the shuffle bag never hits twice in a row and draws once per business day; barcode types; UPCs stored as 12 digits; the spinner skips unknown runtimes and ratings when a cap is set</w:t>
+              <w:t xml:space="preserve">Change and count-back; the shuffle bag never hits twice in a row and draws once per business day; barcode types; a 13-digit EAN that starts with 0 stored as its 12-digit UPC-A; the spinner skips unknown runtimes and ratings when a cap is set</w:t>
             </w:r>
           </w:p>
         </w:tc>

--- a/docs/Rewind - Project Overview.docx
+++ b/docs/Rewind - Project Overview.docx
@@ -4367,7 +4367,7 @@
           <w:p>
             <w:pPr/>
             <w:r>
-              <w:t xml:space="preserve">A full checkout and return on the real counter, a Close Out with the NAS unplugged, and a restore onto a spare PC</w:t>
+              <w:t xml:space="preserve">A full checkout and return on the real counter, the scanner unplugged mid-screen and plugged back in, a Close Out with the NAS unplugged, and a restore onto a spare PC</w:t>
             </w:r>
           </w:p>
         </w:tc>

--- a/docs/Rewind - Project Overview.docx
+++ b/docs/Rewind - Project Overview.docx
@@ -13,7 +13,7 @@
     <w:p>
       <w:pPr/>
       <w:r>
-        <w:t xml:space="preserve">Oct 23, 2026</w:t>
+        <w:t xml:space="preserve">Oct 24, 2026</w:t>
       </w:r>
       <w:r>
         <w:t xml:space="preserve"> · </w:t>
@@ -2183,7 +2183,7 @@
         <w:t xml:space="preserve">TMDB owns only its tables.</w:t>
       </w:r>
       <w:r>
-        <w:t xml:space="preserve"> Its data lives in Movies, MovieCast and MovieGenres; anything the family adds lives elsewhere, so a refresh can't overwrite it.</w:t>
+        <w:t xml:space="preserve"> Its data lives in Movies, MovieCast, Genres and MovieGenres; anything the family adds lives elsewhere, so a refresh can't overwrite it.</w:t>
       </w:r>
     </w:p>
     <w:p>

--- a/docs/Rewind - Project Overview.docx
+++ b/docs/Rewind - Project Overview.docx
@@ -2544,7 +2544,7 @@
         </w:numPr>
       </w:pPr>
       <w:r>
-        <w:t xml:space="preserve">If that TMDB movie is already in the collection, the new case joins it. Otherwise Rewind saves the movie with its cast, genres, US rating and poster.</w:t>
+        <w:t xml:space="preserve">If that TMDB movie is already in the collection, the new case joins it. Otherwise Rewind fetches the movie with its cast, genres, US rating and poster, and saves them with the case at step 7.</w:t>
       </w:r>
     </w:p>
     <w:p>

--- a/docs/Rewind - Project Overview.docx
+++ b/docs/Rewind - Project Overview.docx
@@ -13,7 +13,7 @@
     <w:p>
       <w:pPr/>
       <w:r>
-        <w:t xml:space="preserve">Oct 24, 2026</w:t>
+        <w:t xml:space="preserve">Oct 25, 2026</w:t>
       </w:r>
       <w:r>
         <w:t xml:space="preserve"> · </w:t>
@@ -2056,7 +2056,7 @@
           <w:p>
             <w:pPr/>
             <w:r>
-              <w:t xml:space="preserve">Rental price, late fee amount, store name</w:t>
+              <w:t xml:space="preserve">Rental price, late fee amount, store name, and the next store label and member card numbers</w:t>
             </w:r>
           </w:p>
         </w:tc>

--- a/docs/Rewind - Project Overview.docx
+++ b/docs/Rewind - Project Overview.docx
@@ -13,7 +13,7 @@
     <w:p>
       <w:pPr/>
       <w:r>
-        <w:t xml:space="preserve">Oct 25, 2026</w:t>
+        <w:t xml:space="preserve">Oct 28, 2026</w:t>
       </w:r>
       <w:r>
         <w:t xml:space="preserve"> · </w:t>
@@ -552,7 +552,7 @@
         </w:numPr>
       </w:pPr>
       <w:r>
-        <w:t xml:space="preserve">The clerk scans cases and rings up concessions (popcorn, fountain pop or SodaStream, candy) from buttons or a laminated barcode menu.</w:t>
+        <w:t xml:space="preserve">The clerk scans cases and rings up concessions (popcorn, fountain pop or SodaStream, candy) from buttons or the barcodes on a laminated concession menu.</w:t>
       </w:r>
     </w:p>
     <w:p>
@@ -1927,7 +1927,7 @@
           <w:p>
             <w:pPr/>
             <w:r>
-              <w:t xml:space="preserve">Price copied at the time of sale</w:t>
+              <w:t xml:space="preserve">Name and price copied at the time of sale</w:t>
             </w:r>
           </w:p>
         </w:tc>
@@ -2032,7 +2032,7 @@
           <w:p>
             <w:pPr/>
             <w:r>
-              <w:t xml:space="preserve">Retired with an active flag</w:t>
+              <w:t xml:space="preserve">Barcode unique; retired with an active flag</w:t>
             </w:r>
           </w:p>
         </w:tc>
@@ -2654,7 +2654,7 @@
         </w:numPr>
       </w:pPr>
       <w:r>
-        <w:t xml:space="preserve">Add concessions with the buttons, or by scanning the laminated concession card.</w:t>
+        <w:t xml:space="preserve">Add concessions with the buttons, or by scanning the laminated concession menu.</w:t>
       </w:r>
     </w:p>
     <w:p>
@@ -4095,7 +4095,7 @@
         <w:br/>
         <w:t xml:space="preserve">│   ├── adr/                      # Architecture Decision Records</w:t>
         <w:br/>
-        <w:t xml:space="preserve">│   └── handbook/                 # One-page clerk handbook for the counter</w:t>
+        <w:t xml:space="preserve">│   └── handbook/                 # Two-sided clerk handbook for the counter</w:t>
         <w:br/>
         <w:t xml:space="preserve">├── src/</w:t>
         <w:br/>
@@ -5323,7 +5323,7 @@
         <w:t xml:space="preserve">The README covers the hard days:</w:t>
       </w:r>
       <w:r>
-        <w:t xml:space="preserve"> how to run, test, restore a backup and replace the register PC. A one-page clerk handbook sits at the counter.</w:t>
+        <w:t xml:space="preserve"> how to run, test, restore a backup and replace the register PC. A two-sided clerk handbook sits at the counter.</w:t>
       </w:r>
     </w:p>
     <w:p>
